--- a/Word_Doc/practical_6.docx
+++ b/Word_Doc/practical_6.docx
@@ -359,7 +359,7 @@
                     <pic:cNvPicPr/>
                   </pic:nvPicPr>
                   <pic:blipFill>
-                    <a:blip r:embed="rId6">
+                    <a:blip r:embed="rId7">
                       <a:extLst>
                         <a:ext uri="{28A0092B-C50C-407E-A947-70E740481C1C}">
                           <a14:useLocalDpi xmlns:a14="http://schemas.microsoft.com/office/drawing/2010/main" val="0"/>
@@ -481,7 +481,7 @@
                     <pic:cNvPicPr/>
                   </pic:nvPicPr>
                   <pic:blipFill>
-                    <a:blip r:embed="rId7">
+                    <a:blip r:embed="rId8">
                       <a:extLst>
                         <a:ext uri="{28A0092B-C50C-407E-A947-70E740481C1C}">
                           <a14:useLocalDpi xmlns:a14="http://schemas.microsoft.com/office/drawing/2010/main" val="0"/>
@@ -578,7 +578,7 @@
                         <a:effectLst/>
                         <a:extLst>
                           <a:ext uri="{C572A759-6A51-4108-AA02-DFA0A04FC94B}">
-                            <ma14:wrappingTextBoxFlag xmlns:ma14="http://schemas.microsoft.com/office/mac/drawingml/2011/main" xmlns:o="urn:schemas-microsoft-com:office:office" xmlns:v="urn:schemas-microsoft-com:vml" xmlns:w10="urn:schemas-microsoft-com:office:word" xmlns:w="http://schemas.openxmlformats.org/wordprocessingml/2006/main" xmlns="" val="1"/>
+                            <ma14:wrappingTextBoxFlag xmlns="" xmlns:w="http://schemas.openxmlformats.org/wordprocessingml/2006/main" xmlns:w10="urn:schemas-microsoft-com:office:word" xmlns:v="urn:schemas-microsoft-com:vml" xmlns:o="urn:schemas-microsoft-com:office:office" xmlns:ma14="http://schemas.microsoft.com/office/mac/drawingml/2011/main" val="1"/>
                           </a:ext>
                         </a:extLst>
                       </wps:spPr>
@@ -678,7 +678,7 @@
                         <a:effectLst/>
                         <a:extLst>
                           <a:ext uri="{C572A759-6A51-4108-AA02-DFA0A04FC94B}">
-                            <ma14:wrappingTextBoxFlag xmlns:ma14="http://schemas.microsoft.com/office/mac/drawingml/2011/main" xmlns:o="urn:schemas-microsoft-com:office:office" xmlns:v="urn:schemas-microsoft-com:vml" xmlns:w10="urn:schemas-microsoft-com:office:word" xmlns:w="http://schemas.openxmlformats.org/wordprocessingml/2006/main" xmlns="" val="1"/>
+                            <ma14:wrappingTextBoxFlag xmlns="" xmlns:w="http://schemas.openxmlformats.org/wordprocessingml/2006/main" xmlns:w10="urn:schemas-microsoft-com:office:word" xmlns:v="urn:schemas-microsoft-com:vml" xmlns:o="urn:schemas-microsoft-com:office:office" xmlns:ma14="http://schemas.microsoft.com/office/mac/drawingml/2011/main" val="1"/>
                           </a:ext>
                         </a:extLst>
                       </wps:spPr>
@@ -761,7 +761,7 @@
                     <pic:cNvPicPr/>
                   </pic:nvPicPr>
                   <pic:blipFill>
-                    <a:blip r:embed="rId8">
+                    <a:blip r:embed="rId9">
                       <a:extLst>
                         <a:ext uri="{28A0092B-C50C-407E-A947-70E740481C1C}">
                           <a14:useLocalDpi xmlns:a14="http://schemas.microsoft.com/office/drawing/2010/main" val="0"/>
@@ -926,7 +926,7 @@
                         <a:effectLst/>
                         <a:extLst>
                           <a:ext uri="{C572A759-6A51-4108-AA02-DFA0A04FC94B}">
-                            <ma14:wrappingTextBoxFlag xmlns:ma14="http://schemas.microsoft.com/office/mac/drawingml/2011/main" xmlns:o="urn:schemas-microsoft-com:office:office" xmlns:v="urn:schemas-microsoft-com:vml" xmlns:w10="urn:schemas-microsoft-com:office:word" xmlns:w="http://schemas.openxmlformats.org/wordprocessingml/2006/main" xmlns="" val="1"/>
+                            <ma14:wrappingTextBoxFlag xmlns="" xmlns:w="http://schemas.openxmlformats.org/wordprocessingml/2006/main" xmlns:w10="urn:schemas-microsoft-com:office:word" xmlns:v="urn:schemas-microsoft-com:vml" xmlns:o="urn:schemas-microsoft-com:office:office" xmlns:ma14="http://schemas.microsoft.com/office/mac/drawingml/2011/main" val="1"/>
                           </a:ext>
                         </a:extLst>
                       </wps:spPr>
@@ -1184,7 +1184,7 @@
                     <pic:cNvPicPr/>
                   </pic:nvPicPr>
                   <pic:blipFill>
-                    <a:blip r:embed="rId9"/>
+                    <a:blip r:embed="rId10"/>
                     <a:stretch>
                       <a:fillRect/>
                     </a:stretch>
@@ -1452,7 +1452,7 @@
                     <pic:cNvPicPr/>
                   </pic:nvPicPr>
                   <pic:blipFill>
-                    <a:blip r:embed="rId10"/>
+                    <a:blip r:embed="rId11"/>
                     <a:stretch>
                       <a:fillRect/>
                     </a:stretch>
@@ -1485,6 +1485,1415 @@
         </w:rPr>
         <w:t xml:space="preserve"> </w:t>
       </w:r>
+    </w:p>
+    <w:p>
+      <w:pPr>
+        <w:pStyle w:val="Default"/>
+        <w:widowControl w:val="0"/>
+        <w:spacing w:before="0" w:line="240" w:lineRule="auto"/>
+        <w:rPr>
+          <w:rFonts w:ascii="Times New Roman" w:eastAsia="Times New Roman" w:hAnsi="Times New Roman" w:cs="Times New Roman"/>
+          <w:b/>
+          <w:bCs/>
+          <w:spacing w:val="-2"/>
+          <w:sz w:val="28"/>
+          <w:szCs w:val="28"/>
+          <w:u w:color="373C48"/>
+        </w:rPr>
+      </w:pPr>
+    </w:p>
+    <w:p>
+      <w:pPr>
+        <w:pStyle w:val="Default"/>
+        <w:widowControl w:val="0"/>
+        <w:spacing w:before="0" w:line="240" w:lineRule="auto"/>
+        <w:rPr>
+          <w:rFonts w:ascii="Times New Roman" w:eastAsia="Times New Roman" w:hAnsi="Times New Roman" w:cs="Times New Roman"/>
+          <w:b/>
+          <w:bCs/>
+          <w:spacing w:val="-2"/>
+          <w:sz w:val="28"/>
+          <w:szCs w:val="28"/>
+          <w:u w:color="373C48"/>
+        </w:rPr>
+      </w:pPr>
+    </w:p>
+    <w:p>
+      <w:pPr>
+        <w:pStyle w:val="Default"/>
+        <w:widowControl w:val="0"/>
+        <w:spacing w:before="0" w:line="240" w:lineRule="auto"/>
+        <w:rPr>
+          <w:rFonts w:ascii="Times New Roman" w:eastAsia="Times New Roman" w:hAnsi="Times New Roman" w:cs="Times New Roman"/>
+          <w:b/>
+          <w:bCs/>
+          <w:spacing w:val="-2"/>
+          <w:sz w:val="28"/>
+          <w:szCs w:val="28"/>
+          <w:u w:color="373C48"/>
+        </w:rPr>
+      </w:pPr>
+    </w:p>
+    <w:p>
+      <w:pPr>
+        <w:pStyle w:val="Default"/>
+        <w:widowControl w:val="0"/>
+        <w:spacing w:before="0" w:line="240" w:lineRule="auto"/>
+        <w:rPr>
+          <w:rFonts w:ascii="Times New Roman" w:eastAsia="Times New Roman" w:hAnsi="Times New Roman" w:cs="Times New Roman"/>
+          <w:b/>
+          <w:bCs/>
+          <w:spacing w:val="-2"/>
+          <w:sz w:val="28"/>
+          <w:szCs w:val="28"/>
+          <w:u w:color="373C48"/>
+        </w:rPr>
+      </w:pPr>
+    </w:p>
+    <w:p>
+      <w:pPr>
+        <w:pStyle w:val="Default"/>
+        <w:widowControl w:val="0"/>
+        <w:spacing w:before="0" w:line="240" w:lineRule="auto"/>
+        <w:rPr>
+          <w:rFonts w:ascii="Times New Roman" w:eastAsia="Times New Roman" w:hAnsi="Times New Roman" w:cs="Times New Roman"/>
+          <w:b/>
+          <w:bCs/>
+          <w:spacing w:val="-2"/>
+          <w:sz w:val="28"/>
+          <w:szCs w:val="28"/>
+          <w:u w:color="373C48"/>
+        </w:rPr>
+      </w:pPr>
+    </w:p>
+    <w:p>
+      <w:pPr>
+        <w:pStyle w:val="Default"/>
+        <w:widowControl w:val="0"/>
+        <w:spacing w:before="0" w:line="240" w:lineRule="auto"/>
+        <w:rPr>
+          <w:rFonts w:ascii="Times New Roman" w:eastAsia="Times New Roman" w:hAnsi="Times New Roman" w:cs="Times New Roman"/>
+          <w:b/>
+          <w:bCs/>
+          <w:spacing w:val="-2"/>
+          <w:sz w:val="28"/>
+          <w:szCs w:val="28"/>
+          <w:u w:color="373C48"/>
+        </w:rPr>
+      </w:pPr>
+    </w:p>
+    <w:p>
+      <w:pPr>
+        <w:pStyle w:val="Default"/>
+        <w:widowControl w:val="0"/>
+        <w:spacing w:before="0" w:line="240" w:lineRule="auto"/>
+        <w:rPr>
+          <w:rFonts w:ascii="Times New Roman" w:eastAsia="Times New Roman" w:hAnsi="Times New Roman" w:cs="Times New Roman"/>
+          <w:b/>
+          <w:bCs/>
+          <w:spacing w:val="-2"/>
+          <w:sz w:val="28"/>
+          <w:szCs w:val="28"/>
+          <w:u w:color="373C48"/>
+        </w:rPr>
+      </w:pPr>
+    </w:p>
+    <w:p>
+      <w:pPr>
+        <w:pStyle w:val="Default"/>
+        <w:widowControl w:val="0"/>
+        <w:spacing w:before="0" w:line="240" w:lineRule="auto"/>
+        <w:rPr>
+          <w:rFonts w:ascii="Times New Roman" w:eastAsia="Times New Roman" w:hAnsi="Times New Roman" w:cs="Times New Roman"/>
+          <w:b/>
+          <w:bCs/>
+          <w:spacing w:val="-2"/>
+          <w:sz w:val="28"/>
+          <w:szCs w:val="28"/>
+          <w:u w:color="373C48"/>
+        </w:rPr>
+      </w:pPr>
+    </w:p>
+    <w:p>
+      <w:pPr>
+        <w:pStyle w:val="Default"/>
+        <w:widowControl w:val="0"/>
+        <w:spacing w:before="0" w:line="240" w:lineRule="auto"/>
+        <w:rPr>
+          <w:rFonts w:ascii="Times New Roman" w:eastAsia="Times New Roman" w:hAnsi="Times New Roman" w:cs="Times New Roman"/>
+          <w:b/>
+          <w:bCs/>
+          <w:spacing w:val="-2"/>
+          <w:sz w:val="28"/>
+          <w:szCs w:val="28"/>
+          <w:u w:color="373C48"/>
+        </w:rPr>
+      </w:pPr>
+    </w:p>
+    <w:p>
+      <w:pPr>
+        <w:pStyle w:val="Default"/>
+        <w:widowControl w:val="0"/>
+        <w:spacing w:before="0" w:line="240" w:lineRule="auto"/>
+        <w:rPr>
+          <w:rFonts w:ascii="Times New Roman" w:eastAsia="Times New Roman" w:hAnsi="Times New Roman" w:cs="Times New Roman"/>
+          <w:b/>
+          <w:bCs/>
+          <w:spacing w:val="-2"/>
+          <w:sz w:val="28"/>
+          <w:szCs w:val="28"/>
+          <w:u w:color="373C48"/>
+        </w:rPr>
+      </w:pPr>
+    </w:p>
+    <w:p>
+      <w:pPr>
+        <w:pStyle w:val="Default"/>
+        <w:widowControl w:val="0"/>
+        <w:spacing w:before="0" w:line="240" w:lineRule="auto"/>
+        <w:rPr>
+          <w:rFonts w:ascii="Times New Roman" w:eastAsia="Times New Roman" w:hAnsi="Times New Roman" w:cs="Times New Roman"/>
+          <w:b/>
+          <w:bCs/>
+          <w:spacing w:val="-2"/>
+          <w:sz w:val="28"/>
+          <w:szCs w:val="28"/>
+          <w:u w:color="373C48"/>
+        </w:rPr>
+      </w:pPr>
+    </w:p>
+    <w:p>
+      <w:pPr>
+        <w:pStyle w:val="Default"/>
+        <w:widowControl w:val="0"/>
+        <w:spacing w:before="0" w:line="240" w:lineRule="auto"/>
+        <w:rPr>
+          <w:rFonts w:ascii="Times New Roman" w:eastAsia="Times New Roman" w:hAnsi="Times New Roman" w:cs="Times New Roman"/>
+          <w:b/>
+          <w:bCs/>
+          <w:spacing w:val="-2"/>
+          <w:sz w:val="28"/>
+          <w:szCs w:val="28"/>
+          <w:u w:color="373C48"/>
+        </w:rPr>
+      </w:pPr>
+    </w:p>
+    <w:p>
+      <w:pPr>
+        <w:pStyle w:val="Default"/>
+        <w:widowControl w:val="0"/>
+        <w:spacing w:before="0" w:line="240" w:lineRule="auto"/>
+        <w:rPr>
+          <w:rFonts w:ascii="Times New Roman" w:eastAsia="Times New Roman" w:hAnsi="Times New Roman" w:cs="Times New Roman"/>
+          <w:b/>
+          <w:bCs/>
+          <w:spacing w:val="-2"/>
+          <w:sz w:val="28"/>
+          <w:szCs w:val="28"/>
+          <w:u w:color="373C48"/>
+        </w:rPr>
+      </w:pPr>
+    </w:p>
+    <w:p>
+      <w:pPr>
+        <w:pStyle w:val="Default"/>
+        <w:widowControl w:val="0"/>
+        <w:spacing w:before="0" w:line="240" w:lineRule="auto"/>
+        <w:rPr>
+          <w:rFonts w:ascii="Times New Roman" w:eastAsia="Times New Roman" w:hAnsi="Times New Roman" w:cs="Times New Roman"/>
+          <w:b/>
+          <w:bCs/>
+          <w:spacing w:val="-2"/>
+          <w:sz w:val="28"/>
+          <w:szCs w:val="28"/>
+          <w:u w:color="373C48"/>
+        </w:rPr>
+      </w:pPr>
+    </w:p>
+    <w:p>
+      <w:pPr>
+        <w:pStyle w:val="Default"/>
+        <w:widowControl w:val="0"/>
+        <w:spacing w:before="0" w:line="240" w:lineRule="auto"/>
+        <w:rPr>
+          <w:rFonts w:ascii="Times New Roman" w:eastAsia="Times New Roman" w:hAnsi="Times New Roman" w:cs="Times New Roman"/>
+          <w:b/>
+          <w:bCs/>
+          <w:spacing w:val="-2"/>
+          <w:sz w:val="28"/>
+          <w:szCs w:val="28"/>
+          <w:u w:color="373C48"/>
+        </w:rPr>
+      </w:pPr>
+    </w:p>
+    <w:p>
+      <w:pPr>
+        <w:pStyle w:val="Default"/>
+        <w:widowControl w:val="0"/>
+        <w:spacing w:before="0" w:line="240" w:lineRule="auto"/>
+        <w:rPr>
+          <w:rFonts w:ascii="Times New Roman" w:eastAsia="Times New Roman" w:hAnsi="Times New Roman" w:cs="Times New Roman"/>
+          <w:b/>
+          <w:bCs/>
+          <w:spacing w:val="-2"/>
+          <w:sz w:val="28"/>
+          <w:szCs w:val="28"/>
+          <w:u w:color="373C48"/>
+        </w:rPr>
+      </w:pPr>
+    </w:p>
+    <w:p>
+      <w:pPr>
+        <w:pStyle w:val="Default"/>
+        <w:widowControl w:val="0"/>
+        <w:spacing w:before="0" w:line="240" w:lineRule="auto"/>
+        <w:rPr>
+          <w:rFonts w:ascii="Times New Roman" w:eastAsia="Times New Roman" w:hAnsi="Times New Roman" w:cs="Times New Roman"/>
+          <w:b/>
+          <w:bCs/>
+          <w:spacing w:val="-2"/>
+          <w:sz w:val="28"/>
+          <w:szCs w:val="28"/>
+          <w:u w:color="373C48"/>
+        </w:rPr>
+      </w:pPr>
+    </w:p>
+    <w:p>
+      <w:pPr>
+        <w:pStyle w:val="Default"/>
+        <w:widowControl w:val="0"/>
+        <w:spacing w:before="0" w:line="240" w:lineRule="auto"/>
+        <w:rPr>
+          <w:rFonts w:ascii="Times New Roman" w:eastAsia="Times New Roman" w:hAnsi="Times New Roman" w:cs="Times New Roman"/>
+          <w:b/>
+          <w:bCs/>
+          <w:spacing w:val="-2"/>
+          <w:sz w:val="28"/>
+          <w:szCs w:val="28"/>
+          <w:u w:color="373C48"/>
+        </w:rPr>
+      </w:pPr>
+    </w:p>
+    <w:p>
+      <w:pPr>
+        <w:pStyle w:val="Default"/>
+        <w:widowControl w:val="0"/>
+        <w:spacing w:before="0" w:line="240" w:lineRule="auto"/>
+        <w:rPr>
+          <w:rFonts w:ascii="Times New Roman" w:eastAsia="Times New Roman" w:hAnsi="Times New Roman" w:cs="Times New Roman"/>
+          <w:b/>
+          <w:bCs/>
+          <w:spacing w:val="-2"/>
+          <w:sz w:val="28"/>
+          <w:szCs w:val="28"/>
+          <w:u w:color="373C48"/>
+        </w:rPr>
+      </w:pPr>
+    </w:p>
+    <w:p>
+      <w:pPr>
+        <w:pStyle w:val="Default"/>
+        <w:widowControl w:val="0"/>
+        <w:spacing w:before="0" w:line="240" w:lineRule="auto"/>
+        <w:rPr>
+          <w:rFonts w:ascii="Times New Roman" w:eastAsia="Times New Roman" w:hAnsi="Times New Roman" w:cs="Times New Roman"/>
+          <w:b/>
+          <w:bCs/>
+          <w:spacing w:val="-2"/>
+          <w:sz w:val="28"/>
+          <w:szCs w:val="28"/>
+          <w:u w:color="373C48"/>
+        </w:rPr>
+      </w:pPr>
+    </w:p>
+    <w:p>
+      <w:pPr>
+        <w:pStyle w:val="Default"/>
+        <w:widowControl w:val="0"/>
+        <w:spacing w:before="0" w:line="240" w:lineRule="auto"/>
+        <w:rPr>
+          <w:rFonts w:ascii="Times New Roman" w:eastAsia="Times New Roman" w:hAnsi="Times New Roman" w:cs="Times New Roman"/>
+          <w:b/>
+          <w:bCs/>
+          <w:spacing w:val="-2"/>
+          <w:sz w:val="28"/>
+          <w:szCs w:val="28"/>
+          <w:u w:color="373C48"/>
+        </w:rPr>
+      </w:pPr>
+    </w:p>
+    <w:p>
+      <w:pPr>
+        <w:pStyle w:val="Default"/>
+        <w:widowControl w:val="0"/>
+        <w:spacing w:before="0" w:line="240" w:lineRule="auto"/>
+        <w:rPr>
+          <w:rFonts w:ascii="Times New Roman" w:eastAsia="Times New Roman" w:hAnsi="Times New Roman" w:cs="Times New Roman"/>
+          <w:b/>
+          <w:bCs/>
+          <w:spacing w:val="-2"/>
+          <w:sz w:val="28"/>
+          <w:szCs w:val="28"/>
+          <w:u w:color="373C48"/>
+        </w:rPr>
+      </w:pPr>
+    </w:p>
+    <w:p>
+      <w:pPr>
+        <w:pStyle w:val="Default"/>
+        <w:widowControl w:val="0"/>
+        <w:spacing w:before="0" w:line="240" w:lineRule="auto"/>
+        <w:rPr>
+          <w:rFonts w:ascii="Times New Roman" w:eastAsia="Times New Roman" w:hAnsi="Times New Roman" w:cs="Times New Roman"/>
+          <w:b/>
+          <w:bCs/>
+          <w:spacing w:val="-2"/>
+          <w:sz w:val="28"/>
+          <w:szCs w:val="28"/>
+          <w:u w:color="373C48"/>
+        </w:rPr>
+      </w:pPr>
+    </w:p>
+    <w:p>
+      <w:pPr>
+        <w:pStyle w:val="Default"/>
+        <w:widowControl w:val="0"/>
+        <w:spacing w:before="0" w:line="240" w:lineRule="auto"/>
+        <w:rPr>
+          <w:rFonts w:ascii="Times New Roman" w:eastAsia="Times New Roman" w:hAnsi="Times New Roman" w:cs="Times New Roman"/>
+          <w:b/>
+          <w:bCs/>
+          <w:spacing w:val="-2"/>
+          <w:sz w:val="28"/>
+          <w:szCs w:val="28"/>
+          <w:u w:color="373C48"/>
+        </w:rPr>
+      </w:pPr>
+    </w:p>
+    <w:p>
+      <w:pPr>
+        <w:pStyle w:val="Default"/>
+        <w:widowControl w:val="0"/>
+        <w:spacing w:before="0" w:line="240" w:lineRule="auto"/>
+        <w:rPr>
+          <w:rFonts w:ascii="Times New Roman" w:eastAsia="Times New Roman" w:hAnsi="Times New Roman" w:cs="Times New Roman"/>
+          <w:b/>
+          <w:bCs/>
+          <w:spacing w:val="-2"/>
+          <w:sz w:val="28"/>
+          <w:szCs w:val="28"/>
+          <w:u w:color="373C48"/>
+        </w:rPr>
+      </w:pPr>
+    </w:p>
+    <w:p>
+      <w:pPr>
+        <w:pStyle w:val="Default"/>
+        <w:widowControl w:val="0"/>
+        <w:spacing w:before="0" w:line="240" w:lineRule="auto"/>
+        <w:rPr>
+          <w:rFonts w:ascii="Times New Roman" w:eastAsia="Times New Roman" w:hAnsi="Times New Roman" w:cs="Times New Roman"/>
+          <w:b/>
+          <w:bCs/>
+          <w:spacing w:val="-2"/>
+          <w:sz w:val="28"/>
+          <w:szCs w:val="28"/>
+          <w:u w:color="373C48"/>
+        </w:rPr>
+      </w:pPr>
+    </w:p>
+    <w:p>
+      <w:pPr>
+        <w:pStyle w:val="Default"/>
+        <w:widowControl w:val="0"/>
+        <w:spacing w:before="0" w:line="240" w:lineRule="auto"/>
+        <w:rPr>
+          <w:rFonts w:ascii="Times New Roman" w:eastAsia="Times New Roman" w:hAnsi="Times New Roman" w:cs="Times New Roman"/>
+          <w:b/>
+          <w:bCs/>
+          <w:spacing w:val="-2"/>
+          <w:sz w:val="28"/>
+          <w:szCs w:val="28"/>
+          <w:u w:color="373C48"/>
+        </w:rPr>
+      </w:pPr>
+    </w:p>
+    <w:p>
+      <w:pPr>
+        <w:pStyle w:val="Default"/>
+        <w:widowControl w:val="0"/>
+        <w:spacing w:before="0" w:line="240" w:lineRule="auto"/>
+        <w:rPr>
+          <w:rFonts w:ascii="Times New Roman" w:eastAsia="Times New Roman" w:hAnsi="Times New Roman" w:cs="Times New Roman"/>
+          <w:b/>
+          <w:bCs/>
+          <w:spacing w:val="-2"/>
+          <w:sz w:val="28"/>
+          <w:szCs w:val="28"/>
+          <w:u w:color="373C48"/>
+        </w:rPr>
+      </w:pPr>
+    </w:p>
+    <w:p>
+      <w:pPr>
+        <w:pStyle w:val="Default"/>
+        <w:widowControl w:val="0"/>
+        <w:spacing w:before="0" w:line="240" w:lineRule="auto"/>
+        <w:rPr>
+          <w:rFonts w:ascii="Times New Roman" w:eastAsia="Times New Roman" w:hAnsi="Times New Roman" w:cs="Times New Roman"/>
+          <w:b/>
+          <w:bCs/>
+          <w:spacing w:val="-2"/>
+          <w:sz w:val="28"/>
+          <w:szCs w:val="28"/>
+          <w:u w:color="373C48"/>
+        </w:rPr>
+      </w:pPr>
+    </w:p>
+    <w:p>
+      <w:pPr>
+        <w:pStyle w:val="Default"/>
+        <w:widowControl w:val="0"/>
+        <w:spacing w:before="0" w:line="240" w:lineRule="auto"/>
+        <w:rPr>
+          <w:rFonts w:ascii="Times New Roman" w:eastAsia="Times New Roman" w:hAnsi="Times New Roman" w:cs="Times New Roman"/>
+          <w:b/>
+          <w:bCs/>
+          <w:spacing w:val="-2"/>
+          <w:sz w:val="28"/>
+          <w:szCs w:val="28"/>
+          <w:u w:color="373C48"/>
+        </w:rPr>
+      </w:pPr>
+    </w:p>
+    <w:p>
+      <w:pPr>
+        <w:pStyle w:val="Default"/>
+        <w:widowControl w:val="0"/>
+        <w:spacing w:before="0" w:line="240" w:lineRule="auto"/>
+        <w:rPr>
+          <w:rFonts w:ascii="Times New Roman" w:eastAsia="Times New Roman" w:hAnsi="Times New Roman" w:cs="Times New Roman"/>
+          <w:b/>
+          <w:bCs/>
+          <w:spacing w:val="-2"/>
+          <w:sz w:val="28"/>
+          <w:szCs w:val="28"/>
+          <w:u w:color="373C48"/>
+        </w:rPr>
+      </w:pPr>
+    </w:p>
+    <w:p>
+      <w:pPr>
+        <w:pStyle w:val="Default"/>
+        <w:widowControl w:val="0"/>
+        <w:spacing w:before="0" w:line="240" w:lineRule="auto"/>
+        <w:rPr>
+          <w:rFonts w:ascii="Times New Roman" w:eastAsia="Times New Roman" w:hAnsi="Times New Roman" w:cs="Times New Roman"/>
+          <w:b/>
+          <w:bCs/>
+          <w:spacing w:val="-2"/>
+          <w:sz w:val="28"/>
+          <w:szCs w:val="28"/>
+          <w:u w:color="373C48"/>
+        </w:rPr>
+      </w:pPr>
+    </w:p>
+    <w:p>
+      <w:pPr>
+        <w:pStyle w:val="Default"/>
+        <w:widowControl w:val="0"/>
+        <w:spacing w:before="0" w:line="240" w:lineRule="auto"/>
+        <w:jc w:val="center"/>
+        <w:rPr>
+          <w:rFonts w:ascii="Times New Roman" w:eastAsia="Times New Roman" w:hAnsi="Times New Roman" w:cs="Times New Roman"/>
+          <w:b/>
+          <w:bCs/>
+          <w:spacing w:val="-2"/>
+          <w:sz w:val="28"/>
+          <w:szCs w:val="28"/>
+          <w:u w:val="single" w:color="373C48"/>
+        </w:rPr>
+      </w:pPr>
+      <w:r>
+        <w:rPr>
+          <w:rFonts w:ascii="Times New Roman" w:eastAsia="Times New Roman" w:hAnsi="Times New Roman" w:cs="Times New Roman"/>
+          <w:b/>
+          <w:bCs/>
+          <w:spacing w:val="-2"/>
+          <w:sz w:val="28"/>
+          <w:szCs w:val="28"/>
+          <w:u w:val="single" w:color="373C48"/>
+        </w:rPr>
+        <w:lastRenderedPageBreak/>
+        <w:t>PART - B</w:t>
+      </w:r>
+    </w:p>
+    <w:p>
+      <w:pPr>
+        <w:pStyle w:val="Default"/>
+        <w:widowControl w:val="0"/>
+        <w:spacing w:before="0" w:line="240" w:lineRule="auto"/>
+        <w:rPr>
+          <w:rFonts w:ascii="Times New Roman" w:eastAsia="Times New Roman" w:hAnsi="Times New Roman" w:cs="Times New Roman"/>
+          <w:b/>
+          <w:bCs/>
+          <w:spacing w:val="-2"/>
+          <w:sz w:val="28"/>
+          <w:szCs w:val="28"/>
+          <w:u w:color="373C48"/>
+        </w:rPr>
+      </w:pPr>
+    </w:p>
+    <w:p>
+      <w:pPr>
+        <w:pStyle w:val="Default"/>
+        <w:widowControl w:val="0"/>
+        <w:numPr>
+          <w:ilvl w:val="0"/>
+          <w:numId w:val="1"/>
+        </w:numPr>
+        <w:spacing w:before="0" w:line="240" w:lineRule="auto"/>
+        <w:rPr>
+          <w:rFonts w:ascii="Times New Roman" w:eastAsia="Times New Roman" w:hAnsi="Times New Roman" w:cs="Times New Roman"/>
+          <w:b/>
+          <w:bCs/>
+          <w:spacing w:val="-2"/>
+          <w:sz w:val="28"/>
+          <w:szCs w:val="28"/>
+          <w:u w:color="373C48"/>
+        </w:rPr>
+      </w:pPr>
+      <w:r>
+        <w:rPr>
+          <w:rFonts w:ascii="Times New Roman" w:eastAsia="Times New Roman" w:hAnsi="Times New Roman" w:cs="Times New Roman"/>
+          <w:b/>
+          <w:bCs/>
+          <w:spacing w:val="-2"/>
+          <w:sz w:val="28"/>
+          <w:szCs w:val="28"/>
+          <w:u w:color="373C48"/>
+        </w:rPr>
+        <w:t>Model/InterestBearing.java</w:t>
+      </w:r>
+    </w:p>
+    <w:p>
+      <w:pPr>
+        <w:pStyle w:val="Default"/>
+        <w:widowControl w:val="0"/>
+        <w:spacing w:before="0" w:line="240" w:lineRule="auto"/>
+        <w:rPr>
+          <w:rFonts w:ascii="Times New Roman" w:eastAsia="Times New Roman" w:hAnsi="Times New Roman" w:cs="Times New Roman"/>
+          <w:b/>
+          <w:bCs/>
+          <w:spacing w:val="-2"/>
+          <w:sz w:val="28"/>
+          <w:szCs w:val="28"/>
+          <w:u w:color="373C48"/>
+        </w:rPr>
+      </w:pPr>
+    </w:p>
+    <w:p>
+      <w:pPr>
+        <w:rPr>
+          <w:lang w:val="en-IN" w:eastAsia="en-IN" w:bidi="gu-IN"/>
+        </w:rPr>
+      </w:pPr>
+      <w:r>
+        <w:rPr>
+          <w:lang w:val="en-IN" w:eastAsia="en-IN" w:bidi="gu-IN"/>
+        </w:rPr>
+        <w:t>package model;</w:t>
+      </w:r>
+    </w:p>
+    <w:p>
+      <w:pPr>
+        <w:rPr>
+          <w:lang w:val="en-IN" w:eastAsia="en-IN" w:bidi="gu-IN"/>
+        </w:rPr>
+      </w:pPr>
+      <w:r>
+        <w:rPr>
+          <w:lang w:val="en-IN" w:eastAsia="en-IN" w:bidi="gu-IN"/>
+        </w:rPr>
+        <w:t xml:space="preserve">public interface </w:t>
+      </w:r>
+      <w:proofErr w:type="spellStart"/>
+      <w:r>
+        <w:rPr>
+          <w:lang w:val="en-IN" w:eastAsia="en-IN" w:bidi="gu-IN"/>
+        </w:rPr>
+        <w:t>InterestBearing</w:t>
+      </w:r>
+      <w:proofErr w:type="spellEnd"/>
+      <w:r>
+        <w:rPr>
+          <w:lang w:val="en-IN" w:eastAsia="en-IN" w:bidi="gu-IN"/>
+        </w:rPr>
+        <w:t xml:space="preserve"> {</w:t>
+      </w:r>
+    </w:p>
+    <w:p>
+      <w:pPr>
+        <w:rPr>
+          <w:lang w:val="en-IN" w:eastAsia="en-IN" w:bidi="gu-IN"/>
+        </w:rPr>
+      </w:pPr>
+      <w:r>
+        <w:rPr>
+          <w:lang w:val="en-IN" w:eastAsia="en-IN" w:bidi="gu-IN"/>
+        </w:rPr>
+        <w:t xml:space="preserve">    double </w:t>
+      </w:r>
+      <w:proofErr w:type="spellStart"/>
+      <w:proofErr w:type="gramStart"/>
+      <w:r>
+        <w:rPr>
+          <w:lang w:val="en-IN" w:eastAsia="en-IN" w:bidi="gu-IN"/>
+        </w:rPr>
+        <w:t>interestRate</w:t>
+      </w:r>
+      <w:proofErr w:type="spellEnd"/>
+      <w:r>
+        <w:rPr>
+          <w:lang w:val="en-IN" w:eastAsia="en-IN" w:bidi="gu-IN"/>
+        </w:rPr>
+        <w:t>(</w:t>
+      </w:r>
+      <w:proofErr w:type="gramEnd"/>
+      <w:r>
+        <w:rPr>
+          <w:lang w:val="en-IN" w:eastAsia="en-IN" w:bidi="gu-IN"/>
+        </w:rPr>
+        <w:t>);</w:t>
+      </w:r>
+    </w:p>
+    <w:p>
+      <w:pPr>
+        <w:rPr>
+          <w:lang w:val="en-IN" w:eastAsia="en-IN" w:bidi="gu-IN"/>
+        </w:rPr>
+      </w:pPr>
+      <w:r>
+        <w:rPr>
+          <w:lang w:val="en-IN" w:eastAsia="en-IN" w:bidi="gu-IN"/>
+        </w:rPr>
+        <w:t xml:space="preserve">    long </w:t>
+      </w:r>
+      <w:proofErr w:type="spellStart"/>
+      <w:proofErr w:type="gramStart"/>
+      <w:r>
+        <w:rPr>
+          <w:lang w:val="en-IN" w:eastAsia="en-IN" w:bidi="gu-IN"/>
+        </w:rPr>
+        <w:t>getBalance</w:t>
+      </w:r>
+      <w:proofErr w:type="spellEnd"/>
+      <w:r>
+        <w:rPr>
+          <w:lang w:val="en-IN" w:eastAsia="en-IN" w:bidi="gu-IN"/>
+        </w:rPr>
+        <w:t>(</w:t>
+      </w:r>
+      <w:proofErr w:type="gramEnd"/>
+      <w:r>
+        <w:rPr>
+          <w:lang w:val="en-IN" w:eastAsia="en-IN" w:bidi="gu-IN"/>
+        </w:rPr>
+        <w:t>);</w:t>
+      </w:r>
+    </w:p>
+    <w:p>
+      <w:pPr>
+        <w:rPr>
+          <w:lang w:val="en-IN" w:eastAsia="en-IN" w:bidi="gu-IN"/>
+        </w:rPr>
+      </w:pPr>
+      <w:r>
+        <w:rPr>
+          <w:lang w:val="en-IN" w:eastAsia="en-IN" w:bidi="gu-IN"/>
+        </w:rPr>
+        <w:t xml:space="preserve">    default double </w:t>
+      </w:r>
+      <w:proofErr w:type="spellStart"/>
+      <w:proofErr w:type="gramStart"/>
+      <w:r>
+        <w:rPr>
+          <w:lang w:val="en-IN" w:eastAsia="en-IN" w:bidi="gu-IN"/>
+        </w:rPr>
+        <w:t>yearlyInterest</w:t>
+      </w:r>
+      <w:proofErr w:type="spellEnd"/>
+      <w:r>
+        <w:rPr>
+          <w:lang w:val="en-IN" w:eastAsia="en-IN" w:bidi="gu-IN"/>
+        </w:rPr>
+        <w:t>(</w:t>
+      </w:r>
+      <w:proofErr w:type="gramEnd"/>
+      <w:r>
+        <w:rPr>
+          <w:lang w:val="en-IN" w:eastAsia="en-IN" w:bidi="gu-IN"/>
+        </w:rPr>
+        <w:t xml:space="preserve">) </w:t>
+      </w:r>
+      <w:proofErr w:type="gramStart"/>
+      <w:r>
+        <w:rPr>
+          <w:lang w:val="en-IN" w:eastAsia="en-IN" w:bidi="gu-IN"/>
+        </w:rPr>
+        <w:t>{ return</w:t>
+      </w:r>
+      <w:proofErr w:type="gramEnd"/>
+      <w:r>
+        <w:rPr>
+          <w:lang w:val="en-IN" w:eastAsia="en-IN" w:bidi="gu-IN"/>
+        </w:rPr>
+        <w:t xml:space="preserve"> </w:t>
+      </w:r>
+      <w:proofErr w:type="spellStart"/>
+      <w:proofErr w:type="gramStart"/>
+      <w:r>
+        <w:rPr>
+          <w:lang w:val="en-IN" w:eastAsia="en-IN" w:bidi="gu-IN"/>
+        </w:rPr>
+        <w:t>getBalance</w:t>
+      </w:r>
+      <w:proofErr w:type="spellEnd"/>
+      <w:r>
+        <w:rPr>
+          <w:lang w:val="en-IN" w:eastAsia="en-IN" w:bidi="gu-IN"/>
+        </w:rPr>
+        <w:t>(</w:t>
+      </w:r>
+      <w:proofErr w:type="gramEnd"/>
+      <w:r>
+        <w:rPr>
+          <w:lang w:val="en-IN" w:eastAsia="en-IN" w:bidi="gu-IN"/>
+        </w:rPr>
+        <w:t xml:space="preserve">) * </w:t>
+      </w:r>
+      <w:proofErr w:type="spellStart"/>
+      <w:proofErr w:type="gramStart"/>
+      <w:r>
+        <w:rPr>
+          <w:lang w:val="en-IN" w:eastAsia="en-IN" w:bidi="gu-IN"/>
+        </w:rPr>
+        <w:t>interestRate</w:t>
+      </w:r>
+      <w:proofErr w:type="spellEnd"/>
+      <w:r>
+        <w:rPr>
+          <w:lang w:val="en-IN" w:eastAsia="en-IN" w:bidi="gu-IN"/>
+        </w:rPr>
+        <w:t>(</w:t>
+      </w:r>
+      <w:proofErr w:type="gramEnd"/>
+      <w:r>
+        <w:rPr>
+          <w:lang w:val="en-IN" w:eastAsia="en-IN" w:bidi="gu-IN"/>
+        </w:rPr>
+        <w:t>) / 100.0</w:t>
+      </w:r>
+      <w:proofErr w:type="gramStart"/>
+      <w:r>
+        <w:rPr>
+          <w:lang w:val="en-IN" w:eastAsia="en-IN" w:bidi="gu-IN"/>
+        </w:rPr>
+        <w:t>; }</w:t>
+      </w:r>
+      <w:proofErr w:type="gramEnd"/>
+    </w:p>
+    <w:p>
+      <w:pPr>
+        <w:rPr>
+          <w:lang w:val="en-IN" w:eastAsia="en-IN" w:bidi="gu-IN"/>
+        </w:rPr>
+      </w:pPr>
+      <w:r>
+        <w:rPr>
+          <w:lang w:val="en-IN" w:eastAsia="en-IN" w:bidi="gu-IN"/>
+        </w:rPr>
+        <w:t>}</w:t>
+      </w:r>
+    </w:p>
+    <w:p>
+      <w:pPr>
+        <w:rPr>
+          <w:lang w:val="en-IN" w:eastAsia="en-IN" w:bidi="gu-IN"/>
+        </w:rPr>
+      </w:pPr>
+    </w:p>
+    <w:p>
+      <w:pPr>
+        <w:pStyle w:val="Default"/>
+        <w:widowControl w:val="0"/>
+        <w:numPr>
+          <w:ilvl w:val="0"/>
+          <w:numId w:val="1"/>
+        </w:numPr>
+        <w:spacing w:before="0" w:line="240" w:lineRule="auto"/>
+        <w:rPr>
+          <w:rFonts w:ascii="Times New Roman" w:eastAsia="Times New Roman" w:hAnsi="Times New Roman" w:cs="Times New Roman"/>
+          <w:b/>
+          <w:bCs/>
+          <w:spacing w:val="-2"/>
+          <w:sz w:val="28"/>
+          <w:szCs w:val="28"/>
+          <w:u w:val="single" w:color="373C48"/>
+        </w:rPr>
+      </w:pPr>
+      <w:proofErr w:type="gramStart"/>
+      <w:r>
+        <w:rPr>
+          <w:rFonts w:ascii="Times New Roman" w:eastAsia="Times New Roman" w:hAnsi="Times New Roman" w:cs="Times New Roman"/>
+          <w:b/>
+          <w:bCs/>
+          <w:spacing w:val="-2"/>
+          <w:sz w:val="28"/>
+          <w:szCs w:val="28"/>
+          <w:u w:val="single" w:color="373C48"/>
+        </w:rPr>
+        <w:t>Output:-</w:t>
+      </w:r>
+      <w:proofErr w:type="gramEnd"/>
+    </w:p>
+    <w:p>
+      <w:pPr>
+        <w:pStyle w:val="Default"/>
+        <w:widowControl w:val="0"/>
+        <w:spacing w:before="0" w:line="240" w:lineRule="auto"/>
+        <w:rPr>
+          <w:rFonts w:ascii="Times New Roman" w:eastAsia="Times New Roman" w:hAnsi="Times New Roman" w:cs="Times New Roman"/>
+          <w:b/>
+          <w:bCs/>
+          <w:spacing w:val="-2"/>
+          <w:sz w:val="28"/>
+          <w:szCs w:val="28"/>
+          <w:u w:color="373C48"/>
+        </w:rPr>
+      </w:pPr>
+    </w:p>
+    <w:p>
+      <w:pPr>
+        <w:pStyle w:val="Default"/>
+        <w:widowControl w:val="0"/>
+        <w:spacing w:before="0" w:line="240" w:lineRule="auto"/>
+        <w:rPr>
+          <w:rFonts w:ascii="Times New Roman" w:eastAsia="Times New Roman" w:hAnsi="Times New Roman" w:cs="Times New Roman"/>
+          <w:b/>
+          <w:bCs/>
+          <w:spacing w:val="-2"/>
+          <w:sz w:val="28"/>
+          <w:szCs w:val="28"/>
+          <w:u w:color="373C48"/>
+        </w:rPr>
+      </w:pPr>
+      <w:r>
+        <w:rPr>
+          <w:rFonts w:ascii="Times New Roman" w:eastAsia="Times New Roman" w:hAnsi="Times New Roman" w:cs="Times New Roman"/>
+          <w:b/>
+          <w:bCs/>
+          <w:noProof/>
+          <w:spacing w:val="-2"/>
+          <w:sz w:val="28"/>
+          <w:szCs w:val="28"/>
+          <w:u w:color="373C48"/>
+          <w14:textOutline w14:w="0" w14:cap="rnd" w14:cmpd="sng" w14:algn="ctr">
+            <w14:noFill/>
+            <w14:prstDash w14:val="solid"/>
+            <w14:bevel/>
+          </w14:textOutline>
+        </w:rPr>
+        <w:drawing>
+          <wp:inline distT="0" distB="0" distL="0" distR="0" wp14:anchorId="6608DB95" wp14:editId="522369A7">
+            <wp:extent cx="5971564" cy="501650"/>
+            <wp:effectExtent l="0" t="0" r="0" b="0"/>
+            <wp:docPr id="449575778" name="Picture 6"/>
+            <wp:cNvGraphicFramePr>
+              <a:graphicFrameLocks xmlns:a="http://schemas.openxmlformats.org/drawingml/2006/main" noChangeAspect="1"/>
+            </wp:cNvGraphicFramePr>
+            <a:graphic xmlns:a="http://schemas.openxmlformats.org/drawingml/2006/main">
+              <a:graphicData uri="http://schemas.openxmlformats.org/drawingml/2006/picture">
+                <pic:pic xmlns:pic="http://schemas.openxmlformats.org/drawingml/2006/picture">
+                  <pic:nvPicPr>
+                    <pic:cNvPr id="449575778" name="Picture 449575778"/>
+                    <pic:cNvPicPr/>
+                  </pic:nvPicPr>
+                  <pic:blipFill>
+                    <a:blip r:embed="rId12">
+                      <a:extLst>
+                        <a:ext uri="{28A0092B-C50C-407E-A947-70E740481C1C}">
+                          <a14:useLocalDpi xmlns:a14="http://schemas.microsoft.com/office/drawing/2010/main" val="0"/>
+                        </a:ext>
+                      </a:extLst>
+                    </a:blip>
+                    <a:stretch>
+                      <a:fillRect/>
+                    </a:stretch>
+                  </pic:blipFill>
+                  <pic:spPr>
+                    <a:xfrm>
+                      <a:off x="0" y="0"/>
+                      <a:ext cx="5974706" cy="501914"/>
+                    </a:xfrm>
+                    <a:prstGeom prst="rect">
+                      <a:avLst/>
+                    </a:prstGeom>
+                  </pic:spPr>
+                </pic:pic>
+              </a:graphicData>
+            </a:graphic>
+          </wp:inline>
+        </w:drawing>
+      </w:r>
+    </w:p>
+    <w:p>
+      <w:pPr>
+        <w:pStyle w:val="Default"/>
+        <w:widowControl w:val="0"/>
+        <w:spacing w:before="0" w:line="240" w:lineRule="auto"/>
+        <w:rPr>
+          <w:rFonts w:ascii="Times New Roman" w:eastAsia="Times New Roman" w:hAnsi="Times New Roman" w:cs="Times New Roman"/>
+          <w:b/>
+          <w:bCs/>
+          <w:spacing w:val="-2"/>
+          <w:sz w:val="28"/>
+          <w:szCs w:val="28"/>
+          <w:u w:color="373C48"/>
+        </w:rPr>
+      </w:pPr>
+    </w:p>
+    <w:p>
+      <w:pPr>
+        <w:pStyle w:val="Default"/>
+        <w:widowControl w:val="0"/>
+        <w:spacing w:before="0" w:line="240" w:lineRule="auto"/>
+        <w:rPr>
+          <w:rFonts w:ascii="Times New Roman" w:eastAsia="Times New Roman" w:hAnsi="Times New Roman" w:cs="Times New Roman"/>
+          <w:b/>
+          <w:bCs/>
+          <w:spacing w:val="-2"/>
+          <w:sz w:val="28"/>
+          <w:szCs w:val="28"/>
+          <w:u w:color="373C48"/>
+        </w:rPr>
+      </w:pPr>
+    </w:p>
+    <w:p>
+      <w:pPr>
+        <w:pStyle w:val="Default"/>
+        <w:widowControl w:val="0"/>
+        <w:spacing w:before="0" w:line="240" w:lineRule="auto"/>
+        <w:rPr>
+          <w:rFonts w:ascii="Times New Roman" w:eastAsia="Times New Roman" w:hAnsi="Times New Roman" w:cs="Times New Roman"/>
+          <w:b/>
+          <w:bCs/>
+          <w:spacing w:val="-2"/>
+          <w:sz w:val="28"/>
+          <w:szCs w:val="28"/>
+          <w:u w:color="373C48"/>
+        </w:rPr>
+      </w:pPr>
+    </w:p>
+    <w:p>
+      <w:pPr>
+        <w:pStyle w:val="Default"/>
+        <w:widowControl w:val="0"/>
+        <w:spacing w:before="0" w:line="240" w:lineRule="auto"/>
+        <w:rPr>
+          <w:rFonts w:ascii="Times New Roman" w:eastAsia="Times New Roman" w:hAnsi="Times New Roman" w:cs="Times New Roman"/>
+          <w:b/>
+          <w:bCs/>
+          <w:spacing w:val="-2"/>
+          <w:sz w:val="28"/>
+          <w:szCs w:val="28"/>
+          <w:u w:color="373C48"/>
+        </w:rPr>
+      </w:pPr>
+    </w:p>
+    <w:p>
+      <w:pPr>
+        <w:pStyle w:val="Default"/>
+        <w:widowControl w:val="0"/>
+        <w:spacing w:before="0" w:line="240" w:lineRule="auto"/>
+        <w:rPr>
+          <w:rFonts w:ascii="Times New Roman" w:eastAsia="Times New Roman" w:hAnsi="Times New Roman" w:cs="Times New Roman"/>
+          <w:b/>
+          <w:bCs/>
+          <w:spacing w:val="-2"/>
+          <w:sz w:val="28"/>
+          <w:szCs w:val="28"/>
+          <w:u w:color="373C48"/>
+        </w:rPr>
+      </w:pPr>
+    </w:p>
+    <w:p>
+      <w:pPr>
+        <w:pStyle w:val="Default"/>
+        <w:widowControl w:val="0"/>
+        <w:spacing w:before="0" w:line="240" w:lineRule="auto"/>
+        <w:rPr>
+          <w:rFonts w:ascii="Times New Roman" w:eastAsia="Times New Roman" w:hAnsi="Times New Roman" w:cs="Times New Roman"/>
+          <w:b/>
+          <w:bCs/>
+          <w:spacing w:val="-2"/>
+          <w:sz w:val="28"/>
+          <w:szCs w:val="28"/>
+          <w:u w:color="373C48"/>
+        </w:rPr>
+      </w:pPr>
+    </w:p>
+    <w:p>
+      <w:pPr>
+        <w:pStyle w:val="Default"/>
+        <w:widowControl w:val="0"/>
+        <w:spacing w:before="0" w:line="240" w:lineRule="auto"/>
+        <w:rPr>
+          <w:rFonts w:ascii="Times New Roman" w:eastAsia="Times New Roman" w:hAnsi="Times New Roman" w:cs="Times New Roman"/>
+          <w:b/>
+          <w:bCs/>
+          <w:spacing w:val="-2"/>
+          <w:sz w:val="28"/>
+          <w:szCs w:val="28"/>
+          <w:u w:color="373C48"/>
+        </w:rPr>
+      </w:pPr>
+    </w:p>
+    <w:p>
+      <w:pPr>
+        <w:pStyle w:val="Default"/>
+        <w:widowControl w:val="0"/>
+        <w:spacing w:before="0" w:line="240" w:lineRule="auto"/>
+        <w:rPr>
+          <w:rFonts w:ascii="Times New Roman" w:eastAsia="Times New Roman" w:hAnsi="Times New Roman" w:cs="Times New Roman"/>
+          <w:b/>
+          <w:bCs/>
+          <w:spacing w:val="-2"/>
+          <w:sz w:val="28"/>
+          <w:szCs w:val="28"/>
+          <w:u w:color="373C48"/>
+        </w:rPr>
+      </w:pPr>
+    </w:p>
+    <w:p>
+      <w:pPr>
+        <w:pStyle w:val="Default"/>
+        <w:widowControl w:val="0"/>
+        <w:spacing w:before="0" w:line="240" w:lineRule="auto"/>
+        <w:rPr>
+          <w:rFonts w:ascii="Times New Roman" w:eastAsia="Times New Roman" w:hAnsi="Times New Roman" w:cs="Times New Roman"/>
+          <w:b/>
+          <w:bCs/>
+          <w:spacing w:val="-2"/>
+          <w:sz w:val="28"/>
+          <w:szCs w:val="28"/>
+          <w:u w:color="373C48"/>
+        </w:rPr>
+      </w:pPr>
+    </w:p>
+    <w:p>
+      <w:pPr>
+        <w:pStyle w:val="Default"/>
+        <w:widowControl w:val="0"/>
+        <w:spacing w:before="0" w:line="240" w:lineRule="auto"/>
+        <w:rPr>
+          <w:rFonts w:ascii="Times New Roman" w:eastAsia="Times New Roman" w:hAnsi="Times New Roman" w:cs="Times New Roman"/>
+          <w:b/>
+          <w:bCs/>
+          <w:spacing w:val="-2"/>
+          <w:sz w:val="28"/>
+          <w:szCs w:val="28"/>
+          <w:u w:color="373C48"/>
+        </w:rPr>
+      </w:pPr>
+    </w:p>
+    <w:p>
+      <w:pPr>
+        <w:pStyle w:val="Default"/>
+        <w:widowControl w:val="0"/>
+        <w:spacing w:before="0" w:line="240" w:lineRule="auto"/>
+        <w:rPr>
+          <w:rFonts w:ascii="Times New Roman" w:eastAsia="Times New Roman" w:hAnsi="Times New Roman" w:cs="Times New Roman"/>
+          <w:b/>
+          <w:bCs/>
+          <w:spacing w:val="-2"/>
+          <w:sz w:val="28"/>
+          <w:szCs w:val="28"/>
+          <w:u w:color="373C48"/>
+        </w:rPr>
+      </w:pPr>
+    </w:p>
+    <w:p>
+      <w:pPr>
+        <w:pStyle w:val="Default"/>
+        <w:widowControl w:val="0"/>
+        <w:spacing w:before="0" w:line="240" w:lineRule="auto"/>
+        <w:rPr>
+          <w:rFonts w:ascii="Times New Roman" w:eastAsia="Times New Roman" w:hAnsi="Times New Roman" w:cs="Times New Roman"/>
+          <w:b/>
+          <w:bCs/>
+          <w:spacing w:val="-2"/>
+          <w:sz w:val="28"/>
+          <w:szCs w:val="28"/>
+          <w:u w:color="373C48"/>
+        </w:rPr>
+      </w:pPr>
+    </w:p>
+    <w:p>
+      <w:pPr>
+        <w:pStyle w:val="Default"/>
+        <w:widowControl w:val="0"/>
+        <w:spacing w:before="0" w:line="240" w:lineRule="auto"/>
+        <w:rPr>
+          <w:rFonts w:ascii="Times New Roman" w:eastAsia="Times New Roman" w:hAnsi="Times New Roman" w:cs="Times New Roman"/>
+          <w:b/>
+          <w:bCs/>
+          <w:spacing w:val="-2"/>
+          <w:sz w:val="28"/>
+          <w:szCs w:val="28"/>
+          <w:u w:color="373C48"/>
+        </w:rPr>
+      </w:pPr>
+    </w:p>
+    <w:p>
+      <w:pPr>
+        <w:pStyle w:val="Default"/>
+        <w:widowControl w:val="0"/>
+        <w:spacing w:before="0" w:line="240" w:lineRule="auto"/>
+        <w:rPr>
+          <w:rFonts w:ascii="Times New Roman" w:eastAsia="Times New Roman" w:hAnsi="Times New Roman" w:cs="Times New Roman"/>
+          <w:b/>
+          <w:bCs/>
+          <w:spacing w:val="-2"/>
+          <w:sz w:val="28"/>
+          <w:szCs w:val="28"/>
+          <w:u w:color="373C48"/>
+        </w:rPr>
+      </w:pPr>
+    </w:p>
+    <w:p>
+      <w:pPr>
+        <w:pStyle w:val="Default"/>
+        <w:widowControl w:val="0"/>
+        <w:spacing w:before="0" w:line="240" w:lineRule="auto"/>
+        <w:rPr>
+          <w:rFonts w:ascii="Times New Roman" w:eastAsia="Times New Roman" w:hAnsi="Times New Roman" w:cs="Times New Roman"/>
+          <w:b/>
+          <w:bCs/>
+          <w:spacing w:val="-2"/>
+          <w:sz w:val="28"/>
+          <w:szCs w:val="28"/>
+          <w:u w:color="373C48"/>
+        </w:rPr>
+      </w:pPr>
+    </w:p>
+    <w:p>
+      <w:pPr>
+        <w:pStyle w:val="Default"/>
+        <w:widowControl w:val="0"/>
+        <w:spacing w:before="0" w:line="240" w:lineRule="auto"/>
+        <w:rPr>
+          <w:rFonts w:ascii="Times New Roman" w:eastAsia="Times New Roman" w:hAnsi="Times New Roman" w:cs="Times New Roman"/>
+          <w:b/>
+          <w:bCs/>
+          <w:spacing w:val="-2"/>
+          <w:sz w:val="28"/>
+          <w:szCs w:val="28"/>
+          <w:u w:color="373C48"/>
+        </w:rPr>
+      </w:pPr>
+    </w:p>
+    <w:p>
+      <w:pPr>
+        <w:pStyle w:val="Default"/>
+        <w:widowControl w:val="0"/>
+        <w:spacing w:before="0" w:line="240" w:lineRule="auto"/>
+        <w:rPr>
+          <w:rFonts w:ascii="Times New Roman" w:eastAsia="Times New Roman" w:hAnsi="Times New Roman" w:cs="Times New Roman"/>
+          <w:b/>
+          <w:bCs/>
+          <w:spacing w:val="-2"/>
+          <w:sz w:val="28"/>
+          <w:szCs w:val="28"/>
+          <w:u w:color="373C48"/>
+        </w:rPr>
+      </w:pPr>
+    </w:p>
+    <w:p>
+      <w:pPr>
+        <w:pStyle w:val="Default"/>
+        <w:widowControl w:val="0"/>
+        <w:spacing w:before="0" w:line="240" w:lineRule="auto"/>
+        <w:rPr>
+          <w:rFonts w:ascii="Times New Roman" w:eastAsia="Times New Roman" w:hAnsi="Times New Roman" w:cs="Times New Roman"/>
+          <w:b/>
+          <w:bCs/>
+          <w:spacing w:val="-2"/>
+          <w:sz w:val="28"/>
+          <w:szCs w:val="28"/>
+          <w:u w:color="373C48"/>
+        </w:rPr>
+      </w:pPr>
+    </w:p>
+    <w:p>
+      <w:pPr>
+        <w:pStyle w:val="Default"/>
+        <w:widowControl w:val="0"/>
+        <w:spacing w:before="0" w:line="240" w:lineRule="auto"/>
+        <w:rPr>
+          <w:rFonts w:ascii="Times New Roman" w:eastAsia="Times New Roman" w:hAnsi="Times New Roman" w:cs="Times New Roman"/>
+          <w:b/>
+          <w:bCs/>
+          <w:spacing w:val="-2"/>
+          <w:sz w:val="28"/>
+          <w:szCs w:val="28"/>
+          <w:u w:color="373C48"/>
+        </w:rPr>
+      </w:pPr>
+    </w:p>
+    <w:p>
+      <w:pPr>
+        <w:pStyle w:val="Default"/>
+        <w:widowControl w:val="0"/>
+        <w:spacing w:before="0" w:line="240" w:lineRule="auto"/>
+        <w:rPr>
+          <w:rFonts w:ascii="Times New Roman" w:eastAsia="Times New Roman" w:hAnsi="Times New Roman" w:cs="Times New Roman"/>
+          <w:b/>
+          <w:bCs/>
+          <w:spacing w:val="-2"/>
+          <w:sz w:val="28"/>
+          <w:szCs w:val="28"/>
+          <w:u w:color="373C48"/>
+        </w:rPr>
+      </w:pPr>
+    </w:p>
+    <w:p>
+      <w:pPr>
+        <w:pStyle w:val="Default"/>
+        <w:widowControl w:val="0"/>
+        <w:spacing w:before="0" w:line="240" w:lineRule="auto"/>
+        <w:rPr>
+          <w:rFonts w:ascii="Times New Roman" w:eastAsia="Times New Roman" w:hAnsi="Times New Roman" w:cs="Times New Roman"/>
+          <w:b/>
+          <w:bCs/>
+          <w:spacing w:val="-2"/>
+          <w:sz w:val="28"/>
+          <w:szCs w:val="28"/>
+          <w:u w:color="373C48"/>
+        </w:rPr>
+      </w:pPr>
+    </w:p>
+    <w:p>
+      <w:pPr>
+        <w:pStyle w:val="Default"/>
+        <w:widowControl w:val="0"/>
+        <w:spacing w:before="0" w:line="240" w:lineRule="auto"/>
+        <w:rPr>
+          <w:rFonts w:ascii="Times New Roman" w:eastAsia="Times New Roman" w:hAnsi="Times New Roman" w:cs="Times New Roman"/>
+          <w:b/>
+          <w:bCs/>
+          <w:spacing w:val="-2"/>
+          <w:sz w:val="28"/>
+          <w:szCs w:val="28"/>
+          <w:u w:color="373C48"/>
+        </w:rPr>
+      </w:pPr>
+    </w:p>
+    <w:p>
+      <w:pPr>
+        <w:pStyle w:val="Default"/>
+        <w:widowControl w:val="0"/>
+        <w:spacing w:before="0" w:line="240" w:lineRule="auto"/>
+        <w:rPr>
+          <w:rFonts w:ascii="Times New Roman" w:eastAsia="Times New Roman" w:hAnsi="Times New Roman" w:cs="Times New Roman"/>
+          <w:b/>
+          <w:bCs/>
+          <w:spacing w:val="-2"/>
+          <w:sz w:val="28"/>
+          <w:szCs w:val="28"/>
+          <w:u w:color="373C48"/>
+        </w:rPr>
+      </w:pPr>
+    </w:p>
+    <w:p>
+      <w:pPr>
+        <w:pStyle w:val="Default"/>
+        <w:widowControl w:val="0"/>
+        <w:spacing w:before="0" w:line="240" w:lineRule="auto"/>
+        <w:rPr>
+          <w:rFonts w:ascii="Times New Roman" w:eastAsia="Times New Roman" w:hAnsi="Times New Roman" w:cs="Times New Roman"/>
+          <w:b/>
+          <w:bCs/>
+          <w:spacing w:val="-2"/>
+          <w:sz w:val="28"/>
+          <w:szCs w:val="28"/>
+          <w:u w:color="373C48"/>
+        </w:rPr>
+      </w:pPr>
+    </w:p>
+    <w:p>
+      <w:pPr>
+        <w:pStyle w:val="Default"/>
+        <w:widowControl w:val="0"/>
+        <w:spacing w:before="0" w:line="240" w:lineRule="auto"/>
+        <w:rPr>
+          <w:rFonts w:ascii="Times New Roman" w:eastAsia="Times New Roman" w:hAnsi="Times New Roman" w:cs="Times New Roman"/>
+          <w:b/>
+          <w:bCs/>
+          <w:spacing w:val="-2"/>
+          <w:sz w:val="28"/>
+          <w:szCs w:val="28"/>
+          <w:u w:color="373C48"/>
+        </w:rPr>
+      </w:pPr>
+    </w:p>
+    <w:p>
+      <w:pPr>
+        <w:pStyle w:val="Default"/>
+        <w:widowControl w:val="0"/>
+        <w:spacing w:before="0" w:line="240" w:lineRule="auto"/>
+        <w:rPr>
+          <w:rFonts w:ascii="Times New Roman" w:eastAsia="Times New Roman" w:hAnsi="Times New Roman" w:cs="Times New Roman"/>
+          <w:b/>
+          <w:bCs/>
+          <w:spacing w:val="-2"/>
+          <w:sz w:val="28"/>
+          <w:szCs w:val="28"/>
+          <w:u w:color="373C48"/>
+        </w:rPr>
+      </w:pPr>
+    </w:p>
+    <w:p>
+      <w:pPr>
+        <w:pStyle w:val="Default"/>
+        <w:widowControl w:val="0"/>
+        <w:spacing w:before="0" w:line="240" w:lineRule="auto"/>
+        <w:rPr>
+          <w:rFonts w:ascii="Times New Roman" w:eastAsia="Times New Roman" w:hAnsi="Times New Roman" w:cs="Times New Roman"/>
+          <w:b/>
+          <w:bCs/>
+          <w:spacing w:val="-2"/>
+          <w:sz w:val="28"/>
+          <w:szCs w:val="28"/>
+          <w:u w:color="373C48"/>
+        </w:rPr>
+      </w:pPr>
+    </w:p>
+    <w:p>
+      <w:pPr>
+        <w:pStyle w:val="Default"/>
+        <w:widowControl w:val="0"/>
+        <w:spacing w:before="0" w:line="240" w:lineRule="auto"/>
+        <w:rPr>
+          <w:rFonts w:ascii="Times New Roman" w:eastAsia="Times New Roman" w:hAnsi="Times New Roman" w:cs="Times New Roman"/>
+          <w:b/>
+          <w:bCs/>
+          <w:spacing w:val="-2"/>
+          <w:sz w:val="28"/>
+          <w:szCs w:val="28"/>
+          <w:u w:color="373C48"/>
+        </w:rPr>
+      </w:pPr>
     </w:p>
     <w:p>
       <w:pPr>
@@ -1994,8 +3403,8 @@
       </w:r>
     </w:p>
     <w:sectPr>
-      <w:headerReference w:type="default" r:id="rId11"/>
-      <w:footerReference w:type="default" r:id="rId12"/>
+      <w:headerReference w:type="default" r:id="rId13"/>
+      <w:footerReference w:type="default" r:id="rId14"/>
       <w:pgSz w:w="11906" w:h="16838"/>
       <w:pgMar w:top="1134" w:right="1134" w:bottom="1134" w:left="1134" w:header="709" w:footer="850" w:gutter="0"/>
       <w:cols w:space="720"/>
@@ -2081,19 +3490,7 @@
       <w:rPr>
         <w:rFonts w:ascii="Times New Roman" w:hAnsi="Times New Roman"/>
       </w:rPr>
-      <w:t>CSPIT</w:t>
-    </w:r>
-    <w:r>
-      <w:rPr>
-        <w:rFonts w:ascii="Times New Roman" w:hAnsi="Times New Roman"/>
-      </w:rPr>
-      <w:t xml:space="preserve">   </w:t>
-    </w:r>
-    <w:r>
-      <w:rPr>
-        <w:rFonts w:ascii="Times New Roman" w:hAnsi="Times New Roman"/>
-      </w:rPr>
-      <w:t>K.D. Patel Department of Information Technology</w:t>
+      <w:t>CSPIT   K.D. Patel Department of Information Technology</w:t>
     </w:r>
   </w:p>
   <w:p>
@@ -2198,6 +3595,127 @@
     </w:r>
   </w:p>
 </w:hdr>
+</file>
+
+<file path=word/numbering.xml><?xml version="1.0" encoding="utf-8"?>
+<w:numbering xmlns:wpc="http://schemas.microsoft.com/office/word/2010/wordprocessingCanvas" xmlns:cx="http://schemas.microsoft.com/office/drawing/2014/chartex" xmlns:cx1="http://schemas.microsoft.com/office/drawing/2015/9/8/chartex" xmlns:cx2="http://schemas.microsoft.com/office/drawing/2015/10/21/chartex" xmlns:cx3="http://schemas.microsoft.com/office/drawing/2016/5/9/chartex" xmlns:cx4="http://schemas.microsoft.com/office/drawing/2016/5/10/chartex" xmlns:cx5="http://schemas.microsoft.com/office/drawing/2016/5/11/chartex" xmlns:cx6="http://schemas.microsoft.com/office/drawing/2016/5/12/chartex" xmlns:cx7="http://schemas.microsoft.com/office/drawing/2016/5/13/chartex" xmlns:cx8="http://schemas.microsoft.com/office/drawing/2016/5/14/chartex" xmlns:mc="http://schemas.openxmlformats.org/markup-compatibility/2006" xmlns:aink="http://schemas.microsoft.com/office/drawing/2016/ink" xmlns:am3d="http://schemas.microsoft.com/office/drawing/2017/model3d" xmlns:o="urn:schemas-microsoft-com:office:office" xmlns:oel="http://schemas.microsoft.com/office/2019/extlst" xmlns:r="http://schemas.openxmlformats.org/officeDocument/2006/relationships" xmlns:m="http://schemas.openxmlformats.org/officeDocument/2006/math" xmlns:v="urn:schemas-microsoft-com:vml" xmlns:wp14="http://schemas.microsoft.com/office/word/2010/wordprocessingDrawing" xmlns:wp="http://schemas.openxmlformats.org/drawingml/2006/wordprocessingDrawing" xmlns:w10="urn:schemas-microsoft-com:office:word" xmlns:w="http://schemas.openxmlformats.org/wordprocessingml/2006/main" xmlns:w14="http://schemas.microsoft.com/office/word/2010/wordml" xmlns:w15="http://schemas.microsoft.com/office/word/2012/wordml" xmlns:w16cex="http://schemas.microsoft.com/office/word/2018/wordml/cex" xmlns:w16cid="http://schemas.microsoft.com/office/word/2016/wordml/cid" xmlns:w16="http://schemas.microsoft.com/office/word/2018/wordml" xmlns:w16du="http://schemas.microsoft.com/office/word/2023/wordml/word16du" xmlns:w16sdtdh="http://schemas.microsoft.com/office/word/2020/wordml/sdtdatahash" xmlns:w16sdtfl="http://schemas.microsoft.com/office/word/2024/wordml/sdtformatlock" xmlns:w16se="http://schemas.microsoft.com/office/word/2015/wordml/symex" xmlns:wpg="http://schemas.microsoft.com/office/word/2010/wordprocessingGroup" xmlns:wpi="http://schemas.microsoft.com/office/word/2010/wordprocessingInk" xmlns:wne="http://schemas.microsoft.com/office/word/2006/wordml" xmlns:wps="http://schemas.microsoft.com/office/word/2010/wordprocessingShape" mc:Ignorable="w14 w15 w16se w16cid w16 w16cex w16sdtdh w16sdtfl w16du wp14">
+  <w:abstractNum w:abstractNumId="0" w15:restartNumberingAfterBreak="0">
+    <w:nsid w:val="7BE72689"/>
+    <w:multiLevelType w:val="hybridMultilevel"/>
+    <w:tmpl w:val="925E8422"/>
+    <w:lvl w:ilvl="0" w:tplc="40090001">
+      <w:start w:val="1"/>
+      <w:numFmt w:val="bullet"/>
+      <w:lvlText w:val=""/>
+      <w:lvlJc w:val="left"/>
+      <w:pPr>
+        <w:ind w:left="720" w:hanging="360"/>
+      </w:pPr>
+      <w:rPr>
+        <w:rFonts w:ascii="Symbol" w:hAnsi="Symbol" w:hint="default"/>
+      </w:rPr>
+    </w:lvl>
+    <w:lvl w:ilvl="1" w:tplc="40090003" w:tentative="1">
+      <w:start w:val="1"/>
+      <w:numFmt w:val="bullet"/>
+      <w:lvlText w:val="o"/>
+      <w:lvlJc w:val="left"/>
+      <w:pPr>
+        <w:ind w:left="1440" w:hanging="360"/>
+      </w:pPr>
+      <w:rPr>
+        <w:rFonts w:ascii="Courier New" w:hAnsi="Courier New" w:cs="Courier New" w:hint="default"/>
+      </w:rPr>
+    </w:lvl>
+    <w:lvl w:ilvl="2" w:tplc="40090005" w:tentative="1">
+      <w:start w:val="1"/>
+      <w:numFmt w:val="bullet"/>
+      <w:lvlText w:val=""/>
+      <w:lvlJc w:val="left"/>
+      <w:pPr>
+        <w:ind w:left="2160" w:hanging="360"/>
+      </w:pPr>
+      <w:rPr>
+        <w:rFonts w:ascii="Wingdings" w:hAnsi="Wingdings" w:hint="default"/>
+      </w:rPr>
+    </w:lvl>
+    <w:lvl w:ilvl="3" w:tplc="40090001" w:tentative="1">
+      <w:start w:val="1"/>
+      <w:numFmt w:val="bullet"/>
+      <w:lvlText w:val=""/>
+      <w:lvlJc w:val="left"/>
+      <w:pPr>
+        <w:ind w:left="2880" w:hanging="360"/>
+      </w:pPr>
+      <w:rPr>
+        <w:rFonts w:ascii="Symbol" w:hAnsi="Symbol" w:hint="default"/>
+      </w:rPr>
+    </w:lvl>
+    <w:lvl w:ilvl="4" w:tplc="40090003" w:tentative="1">
+      <w:start w:val="1"/>
+      <w:numFmt w:val="bullet"/>
+      <w:lvlText w:val="o"/>
+      <w:lvlJc w:val="left"/>
+      <w:pPr>
+        <w:ind w:left="3600" w:hanging="360"/>
+      </w:pPr>
+      <w:rPr>
+        <w:rFonts w:ascii="Courier New" w:hAnsi="Courier New" w:cs="Courier New" w:hint="default"/>
+      </w:rPr>
+    </w:lvl>
+    <w:lvl w:ilvl="5" w:tplc="40090005" w:tentative="1">
+      <w:start w:val="1"/>
+      <w:numFmt w:val="bullet"/>
+      <w:lvlText w:val=""/>
+      <w:lvlJc w:val="left"/>
+      <w:pPr>
+        <w:ind w:left="4320" w:hanging="360"/>
+      </w:pPr>
+      <w:rPr>
+        <w:rFonts w:ascii="Wingdings" w:hAnsi="Wingdings" w:hint="default"/>
+      </w:rPr>
+    </w:lvl>
+    <w:lvl w:ilvl="6" w:tplc="40090001" w:tentative="1">
+      <w:start w:val="1"/>
+      <w:numFmt w:val="bullet"/>
+      <w:lvlText w:val=""/>
+      <w:lvlJc w:val="left"/>
+      <w:pPr>
+        <w:ind w:left="5040" w:hanging="360"/>
+      </w:pPr>
+      <w:rPr>
+        <w:rFonts w:ascii="Symbol" w:hAnsi="Symbol" w:hint="default"/>
+      </w:rPr>
+    </w:lvl>
+    <w:lvl w:ilvl="7" w:tplc="40090003" w:tentative="1">
+      <w:start w:val="1"/>
+      <w:numFmt w:val="bullet"/>
+      <w:lvlText w:val="o"/>
+      <w:lvlJc w:val="left"/>
+      <w:pPr>
+        <w:ind w:left="5760" w:hanging="360"/>
+      </w:pPr>
+      <w:rPr>
+        <w:rFonts w:ascii="Courier New" w:hAnsi="Courier New" w:cs="Courier New" w:hint="default"/>
+      </w:rPr>
+    </w:lvl>
+    <w:lvl w:ilvl="8" w:tplc="40090005" w:tentative="1">
+      <w:start w:val="1"/>
+      <w:numFmt w:val="bullet"/>
+      <w:lvlText w:val=""/>
+      <w:lvlJc w:val="left"/>
+      <w:pPr>
+        <w:ind w:left="6480" w:hanging="360"/>
+      </w:pPr>
+      <w:rPr>
+        <w:rFonts w:ascii="Wingdings" w:hAnsi="Wingdings" w:hint="default"/>
+      </w:rPr>
+    </w:lvl>
+  </w:abstractNum>
+  <w:num w:numId="1" w16cid:durableId="2082558790">
+    <w:abstractNumId w:val="0"/>
+  </w:num>
+</w:numbering>
 </file>
 
 <file path=word/styles.xml><?xml version="1.0" encoding="utf-8"?>
@@ -2613,7 +4131,6 @@
   <w:style w:type="character" w:default="1" w:styleId="DefaultParagraphFont">
     <w:name w:val="Default Paragraph Font"/>
     <w:uiPriority w:val="1"/>
-    <w:semiHidden/>
     <w:unhideWhenUsed/>
   </w:style>
   <w:style w:type="table" w:default="1" w:styleId="TableNormal">
